--- a/Labs/Lab_01.docx
+++ b/Labs/Lab_01.docx
@@ -7,8 +7,459 @@
         <w:pStyle w:val="1"/>
       </w:pPr>
       <w:r>
+        <w:t>Содержание</w:t>
+      </w:r>
+    </w:p>
+    <w:p/>
+    <w:p>
+      <w:pPr>
+        <w:pStyle w:val="11"/>
+        <w:tabs>
+          <w:tab w:val="right" w:leader="dot" w:pos="9345"/>
+        </w:tabs>
+        <w:rPr>
+          <w:noProof/>
+        </w:rPr>
+      </w:pPr>
+      <w:r>
+        <w:rPr>
+          <w:lang w:val="en-US"/>
+        </w:rPr>
+        <w:fldChar w:fldCharType="begin"/>
+      </w:r>
+      <w:r>
+        <w:rPr>
+          <w:lang w:val="en-US"/>
+        </w:rPr>
+        <w:instrText xml:space="preserve"> TOC \o "1-3" \h \z \u </w:instrText>
+      </w:r>
+      <w:r>
+        <w:rPr>
+          <w:lang w:val="en-US"/>
+        </w:rPr>
+        <w:fldChar w:fldCharType="separate"/>
+      </w:r>
+      <w:hyperlink w:anchor="_Toc239630886" w:history="1">
+        <w:r>
+          <w:rPr>
+            <w:rStyle w:val="ac"/>
+            <w:noProof/>
+          </w:rPr>
+          <w:t>Цель работы</w:t>
+        </w:r>
+        <w:r>
+          <w:rPr>
+            <w:noProof/>
+            <w:webHidden/>
+          </w:rPr>
+          <w:tab/>
+        </w:r>
+        <w:r>
+          <w:rPr>
+            <w:noProof/>
+            <w:webHidden/>
+          </w:rPr>
+          <w:fldChar w:fldCharType="begin"/>
+        </w:r>
+        <w:r>
+          <w:rPr>
+            <w:noProof/>
+            <w:webHidden/>
+          </w:rPr>
+          <w:instrText xml:space="preserve"> PAGEREF _Toc239630886 \h </w:instrText>
+        </w:r>
+        <w:r>
+          <w:rPr>
+            <w:noProof/>
+            <w:webHidden/>
+          </w:rPr>
+        </w:r>
+        <w:r>
+          <w:rPr>
+            <w:noProof/>
+            <w:webHidden/>
+          </w:rPr>
+          <w:fldChar w:fldCharType="separate"/>
+        </w:r>
+        <w:r>
+          <w:rPr>
+            <w:noProof/>
+            <w:webHidden/>
+          </w:rPr>
+          <w:t>1</w:t>
+        </w:r>
+        <w:r>
+          <w:rPr>
+            <w:noProof/>
+            <w:webHidden/>
+          </w:rPr>
+          <w:fldChar w:fldCharType="end"/>
+        </w:r>
+      </w:hyperlink>
+    </w:p>
+    <w:p>
+      <w:pPr>
+        <w:pStyle w:val="11"/>
+        <w:tabs>
+          <w:tab w:val="right" w:leader="dot" w:pos="9345"/>
+        </w:tabs>
+        <w:rPr>
+          <w:noProof/>
+        </w:rPr>
+      </w:pPr>
+      <w:hyperlink w:anchor="_Toc239630887" w:history="1">
+        <w:r>
+          <w:rPr>
+            <w:rStyle w:val="ac"/>
+            <w:noProof/>
+          </w:rPr>
+          <w:t>Введение</w:t>
+        </w:r>
+        <w:r>
+          <w:rPr>
+            <w:noProof/>
+            <w:webHidden/>
+          </w:rPr>
+          <w:tab/>
+        </w:r>
+        <w:r>
+          <w:rPr>
+            <w:noProof/>
+            <w:webHidden/>
+          </w:rPr>
+          <w:fldChar w:fldCharType="begin"/>
+        </w:r>
+        <w:r>
+          <w:rPr>
+            <w:noProof/>
+            <w:webHidden/>
+          </w:rPr>
+          <w:instrText xml:space="preserve"> PAGEREF _Toc239630887 \h </w:instrText>
+        </w:r>
+        <w:r>
+          <w:rPr>
+            <w:noProof/>
+            <w:webHidden/>
+          </w:rPr>
+        </w:r>
+        <w:r>
+          <w:rPr>
+            <w:noProof/>
+            <w:webHidden/>
+          </w:rPr>
+          <w:fldChar w:fldCharType="separate"/>
+        </w:r>
+        <w:r>
+          <w:rPr>
+            <w:noProof/>
+            <w:webHidden/>
+          </w:rPr>
+          <w:t>1</w:t>
+        </w:r>
+        <w:r>
+          <w:rPr>
+            <w:noProof/>
+            <w:webHidden/>
+          </w:rPr>
+          <w:fldChar w:fldCharType="end"/>
+        </w:r>
+      </w:hyperlink>
+    </w:p>
+    <w:p>
+      <w:pPr>
+        <w:pStyle w:val="11"/>
+        <w:tabs>
+          <w:tab w:val="right" w:leader="dot" w:pos="9345"/>
+        </w:tabs>
+        <w:rPr>
+          <w:noProof/>
+        </w:rPr>
+      </w:pPr>
+      <w:hyperlink w:anchor="_Toc239630888" w:history="1">
+        <w:r>
+          <w:rPr>
+            <w:rStyle w:val="ac"/>
+            <w:noProof/>
+          </w:rPr>
+          <w:t>Настройка ssh-соединения с GitHub</w:t>
+        </w:r>
+        <w:r>
+          <w:rPr>
+            <w:noProof/>
+            <w:webHidden/>
+          </w:rPr>
+          <w:tab/>
+        </w:r>
+        <w:r>
+          <w:rPr>
+            <w:noProof/>
+            <w:webHidden/>
+          </w:rPr>
+          <w:fldChar w:fldCharType="begin"/>
+        </w:r>
+        <w:r>
+          <w:rPr>
+            <w:noProof/>
+            <w:webHidden/>
+          </w:rPr>
+          <w:instrText xml:space="preserve"> PAGEREF _Toc239630888 \h </w:instrText>
+        </w:r>
+        <w:r>
+          <w:rPr>
+            <w:noProof/>
+            <w:webHidden/>
+          </w:rPr>
+        </w:r>
+        <w:r>
+          <w:rPr>
+            <w:noProof/>
+            <w:webHidden/>
+          </w:rPr>
+          <w:fldChar w:fldCharType="separate"/>
+        </w:r>
+        <w:r>
+          <w:rPr>
+            <w:noProof/>
+            <w:webHidden/>
+          </w:rPr>
+          <w:t>1</w:t>
+        </w:r>
+        <w:r>
+          <w:rPr>
+            <w:noProof/>
+            <w:webHidden/>
+          </w:rPr>
+          <w:fldChar w:fldCharType="end"/>
+        </w:r>
+      </w:hyperlink>
+    </w:p>
+    <w:p>
+      <w:pPr>
+        <w:pStyle w:val="11"/>
+        <w:tabs>
+          <w:tab w:val="right" w:leader="dot" w:pos="9345"/>
+        </w:tabs>
+        <w:rPr>
+          <w:noProof/>
+        </w:rPr>
+      </w:pPr>
+      <w:hyperlink w:anchor="_Toc239630889" w:history="1">
+        <w:r>
+          <w:rPr>
+            <w:rStyle w:val="ac"/>
+            <w:noProof/>
+          </w:rPr>
+          <w:t>Создание собственного репозитория</w:t>
+        </w:r>
+        <w:r>
+          <w:rPr>
+            <w:noProof/>
+            <w:webHidden/>
+          </w:rPr>
+          <w:tab/>
+        </w:r>
+        <w:r>
+          <w:rPr>
+            <w:noProof/>
+            <w:webHidden/>
+          </w:rPr>
+          <w:fldChar w:fldCharType="begin"/>
+        </w:r>
+        <w:r>
+          <w:rPr>
+            <w:noProof/>
+            <w:webHidden/>
+          </w:rPr>
+          <w:instrText xml:space="preserve"> PAGEREF _Toc239630889 \h </w:instrText>
+        </w:r>
+        <w:r>
+          <w:rPr>
+            <w:noProof/>
+            <w:webHidden/>
+          </w:rPr>
+        </w:r>
+        <w:r>
+          <w:rPr>
+            <w:noProof/>
+            <w:webHidden/>
+          </w:rPr>
+          <w:fldChar w:fldCharType="separate"/>
+        </w:r>
+        <w:r>
+          <w:rPr>
+            <w:noProof/>
+            <w:webHidden/>
+          </w:rPr>
+          <w:t>4</w:t>
+        </w:r>
+        <w:r>
+          <w:rPr>
+            <w:noProof/>
+            <w:webHidden/>
+          </w:rPr>
+          <w:fldChar w:fldCharType="end"/>
+        </w:r>
+      </w:hyperlink>
+    </w:p>
+    <w:p>
+      <w:pPr>
+        <w:pStyle w:val="11"/>
+        <w:tabs>
+          <w:tab w:val="right" w:leader="dot" w:pos="9345"/>
+        </w:tabs>
+        <w:rPr>
+          <w:noProof/>
+        </w:rPr>
+      </w:pPr>
+      <w:hyperlink w:anchor="_Toc239630890" w:history="1">
+        <w:r>
+          <w:rPr>
+            <w:rStyle w:val="ac"/>
+            <w:noProof/>
+          </w:rPr>
+          <w:t>Добавление файла с исходным кодом в репозиторий</w:t>
+        </w:r>
+        <w:r>
+          <w:rPr>
+            <w:noProof/>
+            <w:webHidden/>
+          </w:rPr>
+          <w:tab/>
+        </w:r>
+        <w:r>
+          <w:rPr>
+            <w:noProof/>
+            <w:webHidden/>
+          </w:rPr>
+          <w:fldChar w:fldCharType="begin"/>
+        </w:r>
+        <w:r>
+          <w:rPr>
+            <w:noProof/>
+            <w:webHidden/>
+          </w:rPr>
+          <w:instrText xml:space="preserve"> PAGEREF _Toc239630890 \h </w:instrText>
+        </w:r>
+        <w:r>
+          <w:rPr>
+            <w:noProof/>
+            <w:webHidden/>
+          </w:rPr>
+        </w:r>
+        <w:r>
+          <w:rPr>
+            <w:noProof/>
+            <w:webHidden/>
+          </w:rPr>
+          <w:fldChar w:fldCharType="separate"/>
+        </w:r>
+        <w:r>
+          <w:rPr>
+            <w:noProof/>
+            <w:webHidden/>
+          </w:rPr>
+          <w:t>6</w:t>
+        </w:r>
+        <w:r>
+          <w:rPr>
+            <w:noProof/>
+            <w:webHidden/>
+          </w:rPr>
+          <w:fldChar w:fldCharType="end"/>
+        </w:r>
+      </w:hyperlink>
+    </w:p>
+    <w:p>
+      <w:pPr>
+        <w:pStyle w:val="11"/>
+        <w:tabs>
+          <w:tab w:val="right" w:leader="dot" w:pos="9345"/>
+        </w:tabs>
+        <w:rPr>
+          <w:noProof/>
+        </w:rPr>
+      </w:pPr>
+      <w:hyperlink w:anchor="_Toc239630891" w:history="1">
+        <w:r>
+          <w:rPr>
+            <w:rStyle w:val="ac"/>
+            <w:noProof/>
+          </w:rPr>
+          <w:t>Пуш файлов в удаленный репозиторий на GitHub</w:t>
+        </w:r>
+        <w:r>
+          <w:rPr>
+            <w:noProof/>
+            <w:webHidden/>
+          </w:rPr>
+          <w:tab/>
+        </w:r>
+        <w:r>
+          <w:rPr>
+            <w:noProof/>
+            <w:webHidden/>
+          </w:rPr>
+          <w:fldChar w:fldCharType="begin"/>
+        </w:r>
+        <w:r>
+          <w:rPr>
+            <w:noProof/>
+            <w:webHidden/>
+          </w:rPr>
+          <w:instrText xml:space="preserve"> PAGEREF _Toc239630891 \h </w:instrText>
+        </w:r>
+        <w:r>
+          <w:rPr>
+            <w:noProof/>
+            <w:webHidden/>
+          </w:rPr>
+        </w:r>
+        <w:r>
+          <w:rPr>
+            <w:noProof/>
+            <w:webHidden/>
+          </w:rPr>
+          <w:fldChar w:fldCharType="separate"/>
+        </w:r>
+        <w:r>
+          <w:rPr>
+            <w:noProof/>
+            <w:webHidden/>
+          </w:rPr>
+          <w:t>6</w:t>
+        </w:r>
+        <w:r>
+          <w:rPr>
+            <w:noProof/>
+            <w:webHidden/>
+          </w:rPr>
+          <w:fldChar w:fldCharType="end"/>
+        </w:r>
+      </w:hyperlink>
+    </w:p>
+    <w:p>
+      <w:pPr>
+        <w:pStyle w:val="1"/>
+        <w:rPr>
+          <w:lang w:val="en-US"/>
+        </w:rPr>
+      </w:pPr>
+      <w:r>
+        <w:rPr>
+          <w:lang w:val="en-US"/>
+        </w:rPr>
+        <w:fldChar w:fldCharType="end"/>
+      </w:r>
+    </w:p>
+    <w:p>
+      <w:pPr>
+        <w:pStyle w:val="1"/>
+      </w:pPr>
+      <w:bookmarkStart w:id="0" w:name="_Toc239630886"/>
+      <w:r>
         <w:t>Цель работы</w:t>
       </w:r>
+      <w:bookmarkEnd w:id="0"/>
     </w:p>
     <w:p>
       <w:pPr>
@@ -42,9 +493,11 @@
       <w:pPr>
         <w:pStyle w:val="1"/>
       </w:pPr>
+      <w:bookmarkStart w:id="1" w:name="_Toc239630887"/>
       <w:r>
         <w:t>Введение</w:t>
       </w:r>
+      <w:bookmarkEnd w:id="1"/>
     </w:p>
     <w:p>
       <w:pPr>
@@ -178,6 +631,7 @@
       <w:pPr>
         <w:pStyle w:val="1"/>
       </w:pPr>
+      <w:bookmarkStart w:id="2" w:name="_Toc239630888"/>
       <w:r>
         <w:t xml:space="preserve">Настройка </w:t>
       </w:r>
@@ -193,6 +647,7 @@
       <w:r>
         <w:t>GitHub</w:t>
       </w:r>
+      <w:bookmarkEnd w:id="2"/>
       <w:proofErr w:type="spellEnd"/>
     </w:p>
     <w:p>
@@ -350,6 +805,7 @@
         <w:rPr>
           <w:rFonts w:ascii="Lato" w:hAnsi="Lato"/>
         </w:rPr>
+        <w:lastRenderedPageBreak/>
         <w:t>При необходимости поставьте </w:t>
       </w:r>
       <w:proofErr w:type="spellStart"/>
@@ -616,7 +1072,6 @@
         <w:rPr>
           <w:rFonts w:ascii="Lato" w:hAnsi="Lato"/>
         </w:rPr>
-        <w:lastRenderedPageBreak/>
         <w:t>Подтвердите расположение файла по умолчанию (нажав клавишу </w:t>
       </w:r>
       <w:proofErr w:type="spellStart"/>
@@ -1902,9 +2357,11 @@
       <w:pPr>
         <w:pStyle w:val="1"/>
       </w:pPr>
+      <w:bookmarkStart w:id="3" w:name="_Toc239630889"/>
       <w:r>
         <w:t>Создание собственного репозитория</w:t>
       </w:r>
+      <w:bookmarkEnd w:id="3"/>
     </w:p>
     <w:p>
       <w:pPr>
@@ -2584,26 +3041,13 @@
     </w:p>
     <w:p>
       <w:pPr>
-        <w:spacing w:before="432" w:after="432"/>
-        <w:outlineLvl w:val="1"/>
-        <w:rPr>
-          <w:rFonts w:ascii="Lato" w:hAnsi="Lato"/>
-          <w:b/>
-          <w:bCs/>
-          <w:sz w:val="36"/>
-          <w:szCs w:val="36"/>
-        </w:rPr>
-      </w:pPr>
-      <w:r>
-        <w:rPr>
-          <w:rFonts w:ascii="Lato" w:hAnsi="Lato"/>
-          <w:b/>
-          <w:bCs/>
-          <w:sz w:val="36"/>
-          <w:szCs w:val="36"/>
-        </w:rPr>
+        <w:pStyle w:val="1"/>
+      </w:pPr>
+      <w:bookmarkStart w:id="4" w:name="_Toc239630890"/>
+      <w:r>
         <w:t>Добавление файла с исходным кодом в репозиторий</w:t>
       </w:r>
+      <w:bookmarkEnd w:id="4"/>
     </w:p>
     <w:p>
       <w:pPr>
@@ -2658,6 +3102,7 @@
           <w:rFonts w:ascii="Roboto Mono" w:hAnsi="Roboto Mono" w:cs="Courier New"/>
           <w:sz w:val="20"/>
           <w:szCs w:val="20"/>
+          <w:lang w:val="en-US"/>
         </w:rPr>
       </w:pPr>
       <w:r>
@@ -2674,6 +3119,7 @@
           <w:rFonts w:ascii="Roboto Mono" w:hAnsi="Roboto Mono" w:cs="Courier New"/>
           <w:sz w:val="20"/>
           <w:szCs w:val="20"/>
+          <w:lang w:val="en-US"/>
         </w:rPr>
         <w:t xml:space="preserve"> </w:t>
       </w:r>
@@ -2691,6 +3137,7 @@
           <w:rFonts w:ascii="Roboto Mono" w:hAnsi="Roboto Mono" w:cs="Courier New"/>
           <w:sz w:val="20"/>
           <w:szCs w:val="20"/>
+          <w:lang w:val="en-US"/>
         </w:rPr>
         <w:t xml:space="preserve"> </w:t>
       </w:r>
@@ -3029,7 +3476,6 @@
           <w:rFonts w:ascii="Roboto Mono" w:hAnsi="Roboto Mono" w:cs="Courier New"/>
           <w:sz w:val="20"/>
           <w:szCs w:val="20"/>
-          <w:lang w:val="en-US"/>
         </w:rPr>
       </w:pPr>
       <w:r>
@@ -3120,13 +3566,13 @@
         </w:rPr>
         <w:t xml:space="preserve"> </w:t>
       </w:r>
+      <w:proofErr w:type="gramStart"/>
       <w:r>
         <w:rPr>
           <w:rFonts w:ascii="Roboto Mono" w:hAnsi="Roboto Mono" w:cs="Courier New"/>
           <w:color w:val="A67F59"/>
           <w:sz w:val="20"/>
           <w:szCs w:val="20"/>
-          <w:lang w:val="en-US"/>
         </w:rPr>
         <w:t>&lt;&lt;</w:t>
       </w:r>
@@ -3135,11 +3581,9 @@
           <w:rFonts w:ascii="Roboto Mono" w:hAnsi="Roboto Mono" w:cs="Courier New"/>
           <w:sz w:val="20"/>
           <w:szCs w:val="20"/>
-          <w:lang w:val="en-US"/>
         </w:rPr>
         <w:t xml:space="preserve"> </w:t>
       </w:r>
-      <w:proofErr w:type="gramStart"/>
       <w:r>
         <w:rPr>
           <w:rFonts w:ascii="Roboto Mono" w:hAnsi="Roboto Mono" w:cs="Courier New"/>
@@ -3155,7 +3599,6 @@
           <w:color w:val="A67F59"/>
           <w:sz w:val="20"/>
           <w:szCs w:val="20"/>
-          <w:lang w:val="en-US"/>
         </w:rPr>
         <w:t>::</w:t>
       </w:r>
@@ -3177,7 +3620,6 @@
           <w:color w:val="999999"/>
           <w:sz w:val="20"/>
           <w:szCs w:val="20"/>
-          <w:lang w:val="en-US"/>
         </w:rPr>
         <w:t>;</w:t>
       </w:r>
@@ -3214,7 +3656,6 @@
           <w:rFonts w:ascii="Roboto Mono" w:hAnsi="Roboto Mono" w:cs="Courier New"/>
           <w:sz w:val="20"/>
           <w:szCs w:val="20"/>
-          <w:lang w:val="en-US"/>
         </w:rPr>
         <w:t xml:space="preserve">    </w:t>
       </w:r>
@@ -3281,7 +3722,6 @@
           <w:rFonts w:ascii="Roboto Mono" w:hAnsi="Roboto Mono" w:cs="Courier New"/>
           <w:sz w:val="20"/>
           <w:szCs w:val="20"/>
-          <w:lang w:val="en-US"/>
         </w:rPr>
       </w:pPr>
       <w:r>
@@ -3421,49 +3861,22 @@
     </w:p>
     <w:p>
       <w:pPr>
-        <w:spacing w:before="432" w:after="432"/>
-        <w:outlineLvl w:val="1"/>
-        <w:rPr>
-          <w:rFonts w:ascii="Lato" w:hAnsi="Lato"/>
-          <w:b/>
-          <w:bCs/>
-          <w:sz w:val="36"/>
-          <w:szCs w:val="36"/>
-        </w:rPr>
-      </w:pPr>
-      <w:proofErr w:type="spellStart"/>
-      <w:r>
-        <w:rPr>
-          <w:rFonts w:ascii="Lato" w:hAnsi="Lato"/>
-          <w:b/>
-          <w:bCs/>
-          <w:sz w:val="36"/>
-          <w:szCs w:val="36"/>
-        </w:rPr>
+        <w:pStyle w:val="1"/>
+      </w:pPr>
+      <w:bookmarkStart w:id="5" w:name="_Toc239630891"/>
+      <w:proofErr w:type="spellStart"/>
+      <w:r>
         <w:t>Пуш</w:t>
       </w:r>
       <w:proofErr w:type="spellEnd"/>
       <w:r>
-        <w:rPr>
-          <w:rFonts w:ascii="Lato" w:hAnsi="Lato"/>
-          <w:b/>
-          <w:bCs/>
-          <w:sz w:val="36"/>
-          <w:szCs w:val="36"/>
-        </w:rPr>
         <w:t xml:space="preserve"> файлов в удаленный репозиторий на </w:t>
       </w:r>
       <w:proofErr w:type="spellStart"/>
       <w:r>
-        <w:rPr>
-          <w:rFonts w:ascii="Lato" w:hAnsi="Lato"/>
-          <w:b/>
-          <w:bCs/>
-          <w:sz w:val="36"/>
-          <w:szCs w:val="36"/>
-        </w:rPr>
         <w:t>GitHub</w:t>
       </w:r>
+      <w:bookmarkEnd w:id="5"/>
       <w:proofErr w:type="spellEnd"/>
     </w:p>
     <w:p>
@@ -4600,18 +5013,70 @@
           <w:rFonts w:ascii="Roboto Mono" w:hAnsi="Roboto Mono" w:cs="Courier New"/>
           <w:sz w:val="20"/>
           <w:szCs w:val="20"/>
-          <w:lang w:val="en-US"/>
-        </w:rPr>
-      </w:pPr>
-      <w:r>
-        <w:rPr>
-          <w:rFonts w:ascii="Roboto Mono" w:hAnsi="Roboto Mono" w:cs="Courier New"/>
-          <w:sz w:val="20"/>
-          <w:szCs w:val="20"/>
-          <w:lang w:val="en-US"/>
-        </w:rPr>
-        <w:t>git add main.cpp</w:t>
-      </w:r>
+        </w:rPr>
+      </w:pPr>
+      <w:r>
+        <w:rPr>
+          <w:rFonts w:ascii="Roboto Mono" w:hAnsi="Roboto Mono" w:cs="Courier New"/>
+          <w:sz w:val="20"/>
+          <w:szCs w:val="20"/>
+          <w:lang w:val="en-US"/>
+        </w:rPr>
+        <w:t>git</w:t>
+      </w:r>
+      <w:r>
+        <w:rPr>
+          <w:rFonts w:ascii="Roboto Mono" w:hAnsi="Roboto Mono" w:cs="Courier New"/>
+          <w:sz w:val="20"/>
+          <w:szCs w:val="20"/>
+        </w:rPr>
+        <w:t xml:space="preserve"> </w:t>
+      </w:r>
+      <w:r>
+        <w:rPr>
+          <w:rFonts w:ascii="Roboto Mono" w:hAnsi="Roboto Mono" w:cs="Courier New"/>
+          <w:sz w:val="20"/>
+          <w:szCs w:val="20"/>
+          <w:lang w:val="en-US"/>
+        </w:rPr>
+        <w:t>add</w:t>
+      </w:r>
+      <w:r>
+        <w:rPr>
+          <w:rFonts w:ascii="Roboto Mono" w:hAnsi="Roboto Mono" w:cs="Courier New"/>
+          <w:sz w:val="20"/>
+          <w:szCs w:val="20"/>
+        </w:rPr>
+        <w:t xml:space="preserve"> </w:t>
+      </w:r>
+      <w:r>
+        <w:rPr>
+          <w:rFonts w:ascii="Roboto Mono" w:hAnsi="Roboto Mono" w:cs="Courier New"/>
+          <w:sz w:val="20"/>
+          <w:szCs w:val="20"/>
+          <w:lang w:val="en-US"/>
+        </w:rPr>
+        <w:t>main</w:t>
+      </w:r>
+      <w:r>
+        <w:rPr>
+          <w:rFonts w:ascii="Roboto Mono" w:hAnsi="Roboto Mono" w:cs="Courier New"/>
+          <w:sz w:val="20"/>
+          <w:szCs w:val="20"/>
+        </w:rPr>
+        <w:t>.</w:t>
+      </w:r>
+      <w:proofErr w:type="spellStart"/>
+      <w:r>
+        <w:rPr>
+          <w:rFonts w:ascii="Roboto Mono" w:hAnsi="Roboto Mono" w:cs="Courier New"/>
+          <w:sz w:val="20"/>
+          <w:szCs w:val="20"/>
+          <w:lang w:val="en-US"/>
+        </w:rPr>
+        <w:t>cpp</w:t>
+      </w:r>
+      <w:proofErr w:type="spellEnd"/>
     </w:p>
     <w:p>
       <w:pPr>
@@ -5034,8 +5499,20 @@
           <w:szCs w:val="26"/>
           <w14:ligatures w14:val="standardContextual"/>
         </w:rPr>
-        <w:t>BMV-st</w:t>
-      </w:r>
+        <w:t>BMV-</w:t>
+      </w:r>
+      <w:proofErr w:type="spellStart"/>
+      <w:r>
+        <w:rPr>
+          <w:rFonts w:ascii="Helvetica Neue" w:eastAsiaTheme="minorEastAsia" w:hAnsi="Helvetica Neue" w:cs="Helvetica Neue"/>
+          <w:color w:val="000000"/>
+          <w:sz w:val="26"/>
+          <w:szCs w:val="26"/>
+          <w14:ligatures w14:val="standardContextual"/>
+        </w:rPr>
+        <w:t>st</w:t>
+      </w:r>
+      <w:proofErr w:type="spellEnd"/>
       <w:r>
         <w:rPr>
           <w:rFonts w:ascii="Lato" w:hAnsi="Lato"/>
@@ -6306,6 +6783,29 @@
       <w:spacing w:val="5"/>
     </w:rPr>
   </w:style>
+  <w:style w:type="paragraph" w:styleId="11">
+    <w:name w:val="toc 1"/>
+    <w:basedOn w:val="a"/>
+    <w:next w:val="a"/>
+    <w:autoRedefine/>
+    <w:uiPriority w:val="39"/>
+    <w:unhideWhenUsed/>
+    <w:rsid w:val="002E1414"/>
+    <w:pPr>
+      <w:spacing w:after="100"/>
+    </w:pPr>
+  </w:style>
+  <w:style w:type="character" w:styleId="ac">
+    <w:name w:val="Hyperlink"/>
+    <w:basedOn w:val="a0"/>
+    <w:uiPriority w:val="99"/>
+    <w:unhideWhenUsed/>
+    <w:rsid w:val="002E1414"/>
+    <w:rPr>
+      <w:color w:val="0563C1" w:themeColor="hyperlink"/>
+      <w:u w:val="single"/>
+    </w:rPr>
+  </w:style>
 </w:styles>
 </file>
 
